--- a/docs/bao-cao-chuong-1.docx
+++ b/docs/bao-cao-chuong-1.docx
@@ -167,7 +167,7 @@
         <w:jc w:val="both"/>
       </w:pPr>
       <w:r>
-        <w:t xml:space="preserve">Hỗ trợ ghi chú gắn với khối nội dung hoặc mốc thời gian video; ôn tập flashcard theo thuật toán lặp lại ngắt quãng SM-2.</w:t>
+        <w:t xml:space="preserve">Hỗ trợ ôn tập flashcard theo thuật toán lặp lại ngắt quãng SM-2.</w:t>
       </w:r>
     </w:p>
     <w:p>
@@ -3127,7 +3127,7 @@
                 <w:sz w:val="24"/>
                 <w:szCs w:val="24"/>
               </w:rPr>
-              <w:t xml:space="preserve">Tìm kiếm, lọc, đăng ký khóa học; trình học bài đủ loại khối; tiến độ; ghi chú; demo lần 1</w:t>
+              <w:t xml:space="preserve">Tìm kiếm, lọc, đăng ký khóa học; trình học bài đủ loại khối; tiến độ; demo lần 1</w:t>
             </w:r>
           </w:p>
         </w:tc>
